--- a/02 Solution Architecture/EPMP_Architecture_Feedback_15042026.docx
+++ b/02 Solution Architecture/EPMP_Architecture_Feedback_15042026.docx
@@ -116,342 +116,233 @@
     </w:p>
     <w:p>
       <w:pPr>
+        <w:pStyle w:val="ListBullet"/>
+        <w:numPr>
+          <w:ilvl w:val="0"/>
+          <w:numId w:val="0"/>
+        </w:numPr>
+        <w:ind w:left="360" w:hanging="360"/>
+      </w:pPr>
+      <w:r>
+        <w:t>Response</w:t>
+      </w:r>
+    </w:p>
+    <w:p>
+      <w:pPr>
         <w:pStyle w:val="p1"/>
         <w:rPr>
           <w:rFonts w:asciiTheme="minorHAnsi" w:hAnsiTheme="minorHAnsi"/>
+          <w:sz w:val="22"/>
+          <w:szCs w:val="22"/>
         </w:rPr>
       </w:pPr>
       <w:r>
         <w:rPr>
           <w:rFonts w:asciiTheme="minorHAnsi" w:hAnsiTheme="minorHAnsi"/>
+          <w:sz w:val="22"/>
+          <w:szCs w:val="22"/>
         </w:rPr>
-        <w:t xml:space="preserve">IBM - </w:t>
+        <w:t xml:space="preserve">We acknowledge the </w:t>
       </w:r>
       <w:r>
         <w:rPr>
           <w:rFonts w:asciiTheme="minorHAnsi" w:hAnsiTheme="minorHAnsi"/>
+          <w:sz w:val="22"/>
+          <w:szCs w:val="22"/>
         </w:rPr>
-        <w:t>We acknowledge the concern regarding operational overhead. However, the EPM</w:t>
+        <w:t>feedback</w:t>
       </w:r>
       <w:r>
         <w:rPr>
           <w:rFonts w:asciiTheme="minorHAnsi" w:hAnsiTheme="minorHAnsi"/>
+          <w:sz w:val="22"/>
+          <w:szCs w:val="22"/>
+        </w:rPr>
+        <w:t>.</w:t>
+      </w:r>
+      <w:r>
+        <w:rPr>
+          <w:rFonts w:asciiTheme="minorHAnsi" w:hAnsiTheme="minorHAnsi"/>
+          <w:sz w:val="22"/>
+          <w:szCs w:val="22"/>
+        </w:rPr>
+        <w:t xml:space="preserve"> T</w:t>
+      </w:r>
+      <w:r>
+        <w:rPr>
+          <w:rFonts w:asciiTheme="minorHAnsi" w:hAnsiTheme="minorHAnsi"/>
+          <w:sz w:val="22"/>
+          <w:szCs w:val="22"/>
+        </w:rPr>
+        <w:t>he EPM</w:t>
+      </w:r>
+      <w:r>
+        <w:rPr>
+          <w:rFonts w:asciiTheme="minorHAnsi" w:hAnsiTheme="minorHAnsi"/>
+          <w:sz w:val="22"/>
+          <w:szCs w:val="22"/>
         </w:rPr>
         <w:t>P</w:t>
       </w:r>
       <w:r>
         <w:rPr>
           <w:rFonts w:asciiTheme="minorHAnsi" w:hAnsiTheme="minorHAnsi"/>
+          <w:sz w:val="22"/>
+          <w:szCs w:val="22"/>
         </w:rPr>
         <w:t xml:space="preserve"> architecture approach is </w:t>
       </w:r>
       <w:r>
         <w:rPr>
           <w:rFonts w:asciiTheme="minorHAnsi" w:hAnsiTheme="minorHAnsi"/>
+          <w:sz w:val="22"/>
+          <w:szCs w:val="22"/>
         </w:rPr>
         <w:t xml:space="preserve">domain driven and </w:t>
       </w:r>
       <w:r>
         <w:rPr>
           <w:rFonts w:asciiTheme="minorHAnsi" w:hAnsiTheme="minorHAnsi"/>
+          <w:sz w:val="22"/>
+          <w:szCs w:val="22"/>
         </w:rPr>
         <w:t>capability-aligned</w:t>
       </w:r>
       <w:r>
         <w:rPr>
           <w:rFonts w:asciiTheme="minorHAnsi" w:hAnsiTheme="minorHAnsi"/>
+          <w:sz w:val="22"/>
+          <w:szCs w:val="22"/>
+        </w:rPr>
+        <w:t>, so that it can be made flexible and future change sustainable</w:t>
+      </w:r>
+      <w:r>
+        <w:rPr>
+          <w:rFonts w:asciiTheme="minorHAnsi" w:hAnsiTheme="minorHAnsi"/>
+          <w:sz w:val="22"/>
+          <w:szCs w:val="22"/>
+        </w:rPr>
+        <w:t>.</w:t>
+      </w:r>
+      <w:r>
+        <w:rPr>
+          <w:rFonts w:asciiTheme="minorHAnsi" w:hAnsiTheme="minorHAnsi"/>
+          <w:sz w:val="22"/>
+          <w:szCs w:val="22"/>
         </w:rPr>
         <w:t xml:space="preserve"> </w:t>
       </w:r>
       <w:r>
         <w:rPr>
           <w:rFonts w:asciiTheme="minorHAnsi" w:hAnsiTheme="minorHAnsi"/>
+          <w:sz w:val="22"/>
+          <w:szCs w:val="22"/>
         </w:rPr>
-        <w:t xml:space="preserve">services </w:t>
+        <w:t>D</w:t>
       </w:r>
       <w:r>
         <w:rPr>
           <w:rFonts w:asciiTheme="minorHAnsi" w:hAnsiTheme="minorHAnsi"/>
+          <w:sz w:val="22"/>
+          <w:szCs w:val="22"/>
         </w:rPr>
-        <w:t>with explicit service boundary discipline.</w:t>
+        <w:t>omains such as Request, Demand, Program, Project, Campaign, Idea, Planning, Execution, Innovation, Integration have separable responsibilities</w:t>
       </w:r>
       <w:r>
         <w:rPr>
           <w:rFonts w:asciiTheme="minorHAnsi" w:hAnsiTheme="minorHAnsi"/>
+          <w:sz w:val="22"/>
+          <w:szCs w:val="22"/>
         </w:rPr>
-        <w:t xml:space="preserve"> Also EPMP is driven </w:t>
+        <w:t xml:space="preserve">. </w:t>
       </w:r>
       <w:r>
         <w:rPr>
           <w:rFonts w:asciiTheme="minorHAnsi" w:hAnsiTheme="minorHAnsi"/>
+          <w:sz w:val="22"/>
+          <w:szCs w:val="22"/>
         </w:rPr>
-        <w:t xml:space="preserve">by explicit non-functional requirements </w:t>
+        <w:t xml:space="preserve">Also EPMP is driven </w:t>
       </w:r>
       <w:r>
         <w:rPr>
           <w:rFonts w:asciiTheme="minorHAnsi" w:hAnsiTheme="minorHAnsi"/>
+          <w:sz w:val="22"/>
+          <w:szCs w:val="22"/>
         </w:rPr>
-        <w:t xml:space="preserve">( provided by MSIL team) </w:t>
+        <w:t>by explicit non-functional requirements that necessitate distributed, independently scalable components.</w:t>
       </w:r>
       <w:r>
         <w:rPr>
           <w:rFonts w:asciiTheme="minorHAnsi" w:hAnsiTheme="minorHAnsi"/>
+          <w:sz w:val="22"/>
+          <w:szCs w:val="22"/>
         </w:rPr>
-        <w:t>that necessitate distributed, independently scalable components.</w:t>
-      </w:r>
-    </w:p>
-    <w:p>
-      <w:pPr>
-        <w:pStyle w:val="p1"/>
-        <w:numPr>
-          <w:ilvl w:val="0"/>
-          <w:numId w:val="10"/>
-        </w:numPr>
+        <w:t xml:space="preserve"> </w:t>
+      </w:r>
+      <w:r>
         <w:rPr>
           <w:rFonts w:asciiTheme="minorHAnsi" w:hAnsiTheme="minorHAnsi"/>
+          <w:sz w:val="22"/>
+          <w:szCs w:val="22"/>
         </w:rPr>
-      </w:pPr>
+        <w:t xml:space="preserve">This architecture </w:t>
+      </w:r>
       <w:r>
         <w:rPr>
           <w:rFonts w:asciiTheme="minorHAnsi" w:hAnsiTheme="minorHAnsi"/>
+          <w:sz w:val="22"/>
+          <w:szCs w:val="22"/>
         </w:rPr>
-        <w:t>EPM</w:t>
+        <w:t>has</w:t>
       </w:r>
       <w:r>
         <w:rPr>
           <w:rFonts w:asciiTheme="minorHAnsi" w:hAnsiTheme="minorHAnsi"/>
+          <w:sz w:val="22"/>
+          <w:szCs w:val="22"/>
         </w:rPr>
-        <w:t>P</w:t>
+        <w:t xml:space="preserve"> to address</w:t>
       </w:r>
       <w:r>
         <w:rPr>
           <w:rFonts w:asciiTheme="minorHAnsi" w:hAnsiTheme="minorHAnsi"/>
+          <w:sz w:val="22"/>
+          <w:szCs w:val="22"/>
         </w:rPr>
-        <w:t xml:space="preserve"> spans multiple business capabilities with distinct lifecycle, ownership, integration, and scalability needs.</w:t>
-      </w:r>
-    </w:p>
-    <w:p>
-      <w:pPr>
-        <w:pStyle w:val="p1"/>
-        <w:numPr>
-          <w:ilvl w:val="0"/>
-          <w:numId w:val="10"/>
-        </w:numPr>
+        <w:t xml:space="preserve"> non</w:t>
+      </w:r>
+      <w:r>
         <w:rPr>
           <w:rFonts w:asciiTheme="minorHAnsi" w:hAnsiTheme="minorHAnsi"/>
+          <w:sz w:val="22"/>
+          <w:szCs w:val="22"/>
         </w:rPr>
-      </w:pPr>
+        <w:t>-</w:t>
+      </w:r>
       <w:r>
         <w:rPr>
           <w:rFonts w:asciiTheme="minorHAnsi" w:hAnsiTheme="minorHAnsi"/>
+          <w:sz w:val="22"/>
+          <w:szCs w:val="22"/>
         </w:rPr>
-        <w:t xml:space="preserve">Certain domains such as </w:t>
+        <w:t>functional needs</w:t>
       </w:r>
       <w:r>
         <w:rPr>
           <w:rFonts w:asciiTheme="minorHAnsi" w:hAnsiTheme="minorHAnsi"/>
+          <w:sz w:val="22"/>
+          <w:szCs w:val="22"/>
         </w:rPr>
-        <w:t xml:space="preserve">Request, </w:t>
+        <w:t xml:space="preserve"> such as</w:t>
       </w:r>
       <w:r>
         <w:rPr>
           <w:rFonts w:asciiTheme="minorHAnsi" w:hAnsiTheme="minorHAnsi"/>
+          <w:sz w:val="22"/>
+          <w:szCs w:val="22"/>
         </w:rPr>
-        <w:t xml:space="preserve">Demand, Program, Project, Campaign, Idea, Planning, </w:t>
-      </w:r>
-      <w:r>
-        <w:rPr>
-          <w:rFonts w:asciiTheme="minorHAnsi" w:hAnsiTheme="minorHAnsi"/>
-        </w:rPr>
-        <w:t xml:space="preserve">Execution, Innovation, </w:t>
-      </w:r>
-      <w:r>
-        <w:rPr>
-          <w:rFonts w:asciiTheme="minorHAnsi" w:hAnsiTheme="minorHAnsi"/>
-        </w:rPr>
-        <w:t>Integration</w:t>
-      </w:r>
-      <w:r>
-        <w:rPr>
-          <w:rFonts w:asciiTheme="minorHAnsi" w:hAnsiTheme="minorHAnsi"/>
-        </w:rPr>
-        <w:t xml:space="preserve"> </w:t>
-      </w:r>
-      <w:r>
-        <w:rPr>
-          <w:rFonts w:asciiTheme="minorHAnsi" w:hAnsiTheme="minorHAnsi"/>
-        </w:rPr>
-        <w:t>components have separable responsibilities.</w:t>
-      </w:r>
-    </w:p>
-    <w:p>
-      <w:pPr>
-        <w:pStyle w:val="p1"/>
-        <w:numPr>
-          <w:ilvl w:val="0"/>
-          <w:numId w:val="10"/>
-        </w:numPr>
-        <w:rPr>
-          <w:rFonts w:asciiTheme="minorHAnsi" w:hAnsiTheme="minorHAnsi"/>
-        </w:rPr>
-      </w:pPr>
-      <w:r>
-        <w:rPr>
-          <w:rFonts w:asciiTheme="minorHAnsi" w:hAnsiTheme="minorHAnsi"/>
-        </w:rPr>
-        <w:t xml:space="preserve">Independent release and change isolation are important </w:t>
-      </w:r>
-      <w:r>
-        <w:rPr>
-          <w:rFonts w:asciiTheme="minorHAnsi" w:hAnsiTheme="minorHAnsi"/>
-        </w:rPr>
-        <w:t xml:space="preserve">for better </w:t>
-      </w:r>
-      <w:r>
-        <w:rPr>
-          <w:rFonts w:asciiTheme="minorHAnsi" w:hAnsiTheme="minorHAnsi"/>
-        </w:rPr>
-        <w:t>governance</w:t>
-      </w:r>
-      <w:r>
-        <w:rPr>
-          <w:rFonts w:asciiTheme="minorHAnsi" w:hAnsiTheme="minorHAnsi"/>
-        </w:rPr>
-        <w:t xml:space="preserve"> </w:t>
-      </w:r>
-      <w:r>
-        <w:rPr>
-          <w:rFonts w:asciiTheme="minorHAnsi" w:hAnsiTheme="minorHAnsi"/>
-        </w:rPr>
-        <w:t>and release management</w:t>
-      </w:r>
-      <w:r>
-        <w:rPr>
-          <w:rFonts w:asciiTheme="minorHAnsi" w:hAnsiTheme="minorHAnsi"/>
-        </w:rPr>
-        <w:t>.</w:t>
-      </w:r>
-      <w:r>
-        <w:rPr>
-          <w:rFonts w:asciiTheme="minorHAnsi" w:hAnsiTheme="minorHAnsi"/>
-        </w:rPr>
-        <w:t xml:space="preserve"> D</w:t>
-      </w:r>
-      <w:r>
-        <w:rPr>
-          <w:rFonts w:asciiTheme="minorHAnsi" w:hAnsiTheme="minorHAnsi"/>
-        </w:rPr>
-        <w:t>eployment granularity will remain controlled,</w:t>
-      </w:r>
-      <w:r>
-        <w:rPr>
-          <w:rFonts w:asciiTheme="minorHAnsi" w:hAnsiTheme="minorHAnsi"/>
-        </w:rPr>
-        <w:t xml:space="preserve"> </w:t>
-      </w:r>
-      <w:r>
-        <w:rPr>
-          <w:rFonts w:asciiTheme="minorHAnsi" w:hAnsiTheme="minorHAnsi"/>
-        </w:rPr>
-        <w:t>unnecessary service proliferation will be avoided,</w:t>
-      </w:r>
-      <w:r>
-        <w:rPr>
-          <w:rFonts w:asciiTheme="minorHAnsi" w:hAnsiTheme="minorHAnsi"/>
-        </w:rPr>
-        <w:t xml:space="preserve"> </w:t>
-      </w:r>
-      <w:r>
-        <w:rPr>
-          <w:rFonts w:asciiTheme="minorHAnsi" w:hAnsiTheme="minorHAnsi"/>
-        </w:rPr>
-        <w:t>service extraction will be governed by capability</w:t>
-      </w:r>
-      <w:r>
-        <w:rPr>
-          <w:rFonts w:asciiTheme="minorHAnsi" w:hAnsiTheme="minorHAnsi"/>
-        </w:rPr>
-        <w:t xml:space="preserve"> and </w:t>
-      </w:r>
-      <w:r>
-        <w:rPr>
-          <w:rFonts w:asciiTheme="minorHAnsi" w:hAnsiTheme="minorHAnsi"/>
-        </w:rPr>
-        <w:t>ownershi</w:t>
-      </w:r>
-      <w:r>
-        <w:rPr>
-          <w:rFonts w:asciiTheme="minorHAnsi" w:hAnsiTheme="minorHAnsi"/>
-        </w:rPr>
-        <w:t>p.</w:t>
-      </w:r>
-    </w:p>
-    <w:p>
-      <w:pPr>
-        <w:pStyle w:val="p1"/>
-        <w:numPr>
-          <w:ilvl w:val="0"/>
-          <w:numId w:val="10"/>
-        </w:numPr>
-        <w:rPr>
-          <w:rFonts w:asciiTheme="minorHAnsi" w:hAnsiTheme="minorHAnsi"/>
-        </w:rPr>
-      </w:pPr>
-      <w:r>
-        <w:rPr>
-          <w:rFonts w:asciiTheme="minorHAnsi" w:hAnsiTheme="minorHAnsi"/>
-        </w:rPr>
-        <w:t>Th</w:t>
-      </w:r>
-      <w:r>
-        <w:rPr>
-          <w:rFonts w:asciiTheme="minorHAnsi" w:hAnsiTheme="minorHAnsi"/>
-        </w:rPr>
-        <w:t xml:space="preserve">is domain driven </w:t>
-      </w:r>
-      <w:proofErr w:type="spellStart"/>
-      <w:r>
-        <w:rPr>
-          <w:rFonts w:asciiTheme="minorHAnsi" w:hAnsiTheme="minorHAnsi"/>
-        </w:rPr>
-        <w:t>mricroservices</w:t>
-      </w:r>
-      <w:proofErr w:type="spellEnd"/>
-      <w:r>
-        <w:rPr>
-          <w:rFonts w:asciiTheme="minorHAnsi" w:hAnsiTheme="minorHAnsi"/>
-        </w:rPr>
-        <w:t xml:space="preserve"> architecture </w:t>
-      </w:r>
-      <w:r>
-        <w:rPr>
-          <w:rFonts w:asciiTheme="minorHAnsi" w:hAnsiTheme="minorHAnsi"/>
-        </w:rPr>
-        <w:t>is to address</w:t>
-      </w:r>
-      <w:r>
-        <w:rPr>
-          <w:rFonts w:asciiTheme="minorHAnsi" w:hAnsiTheme="minorHAnsi"/>
-        </w:rPr>
-        <w:t xml:space="preserve"> non</w:t>
-      </w:r>
-      <w:r>
-        <w:rPr>
-          <w:rFonts w:asciiTheme="minorHAnsi" w:hAnsiTheme="minorHAnsi"/>
-        </w:rPr>
-        <w:t>-</w:t>
-      </w:r>
-      <w:r>
-        <w:rPr>
-          <w:rFonts w:asciiTheme="minorHAnsi" w:hAnsiTheme="minorHAnsi"/>
-        </w:rPr>
-        <w:t>functional needs</w:t>
-      </w:r>
-      <w:r>
-        <w:rPr>
-          <w:rFonts w:asciiTheme="minorHAnsi" w:hAnsiTheme="minorHAnsi"/>
-        </w:rPr>
-        <w:t xml:space="preserve"> such as </w:t>
+        <w:t xml:space="preserve"> :</w:t>
       </w:r>
     </w:p>
     <w:p>
@@ -463,59 +354,79 @@
         </w:numPr>
         <w:rPr>
           <w:rFonts w:asciiTheme="minorHAnsi" w:hAnsiTheme="minorHAnsi"/>
+          <w:sz w:val="22"/>
+          <w:szCs w:val="22"/>
         </w:rPr>
       </w:pPr>
       <w:r>
         <w:rPr>
           <w:rFonts w:asciiTheme="minorHAnsi" w:hAnsiTheme="minorHAnsi"/>
+          <w:sz w:val="22"/>
+          <w:szCs w:val="22"/>
         </w:rPr>
         <w:t>3,000 concurrent users</w:t>
       </w:r>
       <w:r>
         <w:rPr>
           <w:rFonts w:asciiTheme="minorHAnsi" w:hAnsiTheme="minorHAnsi"/>
+          <w:sz w:val="22"/>
+          <w:szCs w:val="22"/>
         </w:rPr>
         <w:t xml:space="preserve"> , </w:t>
       </w:r>
       <w:r>
         <w:rPr>
           <w:rFonts w:asciiTheme="minorHAnsi" w:hAnsiTheme="minorHAnsi"/>
+          <w:sz w:val="22"/>
+          <w:szCs w:val="22"/>
         </w:rPr>
         <w:t>2</w:t>
       </w:r>
       <w:r>
         <w:rPr>
           <w:rFonts w:asciiTheme="minorHAnsi" w:hAnsiTheme="minorHAnsi"/>
+          <w:sz w:val="22"/>
+          <w:szCs w:val="22"/>
         </w:rPr>
         <w:t>X</w:t>
       </w:r>
       <w:r>
         <w:rPr>
           <w:rFonts w:asciiTheme="minorHAnsi" w:hAnsiTheme="minorHAnsi"/>
+          <w:sz w:val="22"/>
+          <w:szCs w:val="22"/>
         </w:rPr>
         <w:t xml:space="preserve"> load for 30 min</w:t>
       </w:r>
       <w:r>
         <w:rPr>
           <w:rFonts w:asciiTheme="minorHAnsi" w:hAnsiTheme="minorHAnsi"/>
+          <w:sz w:val="22"/>
+          <w:szCs w:val="22"/>
         </w:rPr>
         <w:t xml:space="preserve"> , </w:t>
       </w:r>
       <w:r>
         <w:rPr>
           <w:rFonts w:asciiTheme="minorHAnsi" w:hAnsiTheme="minorHAnsi"/>
+          <w:sz w:val="22"/>
+          <w:szCs w:val="22"/>
         </w:rPr>
         <w:t>3</w:t>
       </w:r>
       <w:r>
         <w:rPr>
           <w:rFonts w:asciiTheme="minorHAnsi" w:hAnsiTheme="minorHAnsi"/>
+          <w:sz w:val="22"/>
+          <w:szCs w:val="22"/>
         </w:rPr>
         <w:t>X</w:t>
       </w:r>
       <w:r>
         <w:rPr>
           <w:rFonts w:asciiTheme="minorHAnsi" w:hAnsiTheme="minorHAnsi"/>
+          <w:sz w:val="22"/>
+          <w:szCs w:val="22"/>
         </w:rPr>
         <w:t xml:space="preserve"> burst for 5 min</w:t>
       </w:r>
@@ -529,11 +440,15 @@
         </w:numPr>
         <w:rPr>
           <w:rFonts w:asciiTheme="minorHAnsi" w:hAnsiTheme="minorHAnsi"/>
+          <w:sz w:val="22"/>
+          <w:szCs w:val="22"/>
         </w:rPr>
       </w:pPr>
       <w:r>
         <w:rPr>
           <w:rFonts w:asciiTheme="minorHAnsi" w:hAnsiTheme="minorHAnsi"/>
+          <w:sz w:val="22"/>
+          <w:szCs w:val="22"/>
         </w:rPr>
         <w:t>Auto-scaling required</w:t>
       </w:r>
@@ -547,11 +462,15 @@
         </w:numPr>
         <w:rPr>
           <w:rFonts w:asciiTheme="minorHAnsi" w:hAnsiTheme="minorHAnsi"/>
+          <w:sz w:val="22"/>
+          <w:szCs w:val="22"/>
         </w:rPr>
       </w:pPr>
       <w:r>
         <w:rPr>
           <w:rFonts w:asciiTheme="minorHAnsi" w:hAnsiTheme="minorHAnsi"/>
+          <w:sz w:val="22"/>
+          <w:szCs w:val="22"/>
         </w:rPr>
         <w:t xml:space="preserve">API response &lt;500 </w:t>
       </w:r>
@@ -559,6 +478,8 @@
       <w:r>
         <w:rPr>
           <w:rFonts w:asciiTheme="minorHAnsi" w:hAnsiTheme="minorHAnsi"/>
+          <w:sz w:val="22"/>
+          <w:szCs w:val="22"/>
         </w:rPr>
         <w:t>ms</w:t>
       </w:r>
@@ -566,24 +487,32 @@
       <w:r>
         <w:rPr>
           <w:rFonts w:asciiTheme="minorHAnsi" w:hAnsiTheme="minorHAnsi"/>
+          <w:sz w:val="22"/>
+          <w:szCs w:val="22"/>
         </w:rPr>
         <w:t xml:space="preserve"> , </w:t>
       </w:r>
       <w:r>
         <w:rPr>
           <w:rFonts w:asciiTheme="minorHAnsi" w:hAnsiTheme="minorHAnsi"/>
+          <w:sz w:val="22"/>
+          <w:szCs w:val="22"/>
         </w:rPr>
         <w:t>95th percentile ≤1 sec</w:t>
       </w:r>
       <w:r>
         <w:rPr>
           <w:rFonts w:asciiTheme="minorHAnsi" w:hAnsiTheme="minorHAnsi"/>
+          <w:sz w:val="22"/>
+          <w:szCs w:val="22"/>
         </w:rPr>
         <w:t xml:space="preserve"> , </w:t>
       </w:r>
       <w:r>
         <w:rPr>
           <w:rFonts w:asciiTheme="minorHAnsi" w:hAnsiTheme="minorHAnsi"/>
+          <w:sz w:val="22"/>
+          <w:szCs w:val="22"/>
         </w:rPr>
         <w:t>async notifications ≤5 sec</w:t>
       </w:r>
@@ -597,20 +526,17 @@
         </w:numPr>
         <w:rPr>
           <w:rFonts w:asciiTheme="minorHAnsi" w:hAnsiTheme="minorHAnsi"/>
+          <w:sz w:val="22"/>
+          <w:szCs w:val="22"/>
         </w:rPr>
       </w:pPr>
       <w:r>
         <w:rPr>
           <w:rFonts w:asciiTheme="minorHAnsi" w:hAnsiTheme="minorHAnsi"/>
+          <w:sz w:val="22"/>
+          <w:szCs w:val="22"/>
         </w:rPr>
-        <w:lastRenderedPageBreak/>
-        <w:t>A</w:t>
-      </w:r>
-      <w:r>
-        <w:rPr>
-          <w:rFonts w:asciiTheme="minorHAnsi" w:hAnsiTheme="minorHAnsi"/>
-        </w:rPr>
-        <w:t>chieving 99.9% uptime with fault isolation</w:t>
+        <w:t>99.9% uptime with fault isolation</w:t>
       </w:r>
     </w:p>
     <w:p>
@@ -622,13 +548,25 @@
         </w:numPr>
         <w:rPr>
           <w:rFonts w:asciiTheme="minorHAnsi" w:hAnsiTheme="minorHAnsi"/>
+          <w:sz w:val="22"/>
+          <w:szCs w:val="22"/>
         </w:rPr>
       </w:pPr>
       <w:r>
         <w:rPr>
           <w:rFonts w:asciiTheme="minorHAnsi" w:hAnsiTheme="minorHAnsi"/>
+          <w:sz w:val="22"/>
+          <w:szCs w:val="22"/>
         </w:rPr>
-        <w:t>Planned- max 1 hour/month unplanned- &lt;=0.1% monthly downtime</w:t>
+        <w:t xml:space="preserve">Downtime - </w:t>
+      </w:r>
+      <w:r>
+        <w:rPr>
+          <w:rFonts w:asciiTheme="minorHAnsi" w:hAnsiTheme="minorHAnsi"/>
+          <w:sz w:val="22"/>
+          <w:szCs w:val="22"/>
+        </w:rPr>
+        <w:t xml:space="preserve">Planned- max 1 hour/month unplanned- &lt;=0.1% monthly </w:t>
       </w:r>
     </w:p>
     <w:p>
@@ -640,13 +578,25 @@
         </w:numPr>
         <w:rPr>
           <w:rFonts w:asciiTheme="minorHAnsi" w:hAnsiTheme="minorHAnsi"/>
+          <w:sz w:val="22"/>
+          <w:szCs w:val="22"/>
         </w:rPr>
       </w:pPr>
       <w:r>
         <w:rPr>
           <w:rFonts w:asciiTheme="minorHAnsi" w:hAnsiTheme="minorHAnsi"/>
+          <w:sz w:val="22"/>
+          <w:szCs w:val="22"/>
         </w:rPr>
-        <w:t>supporting asynchronous processing,</w:t>
+        <w:t>S</w:t>
+      </w:r>
+      <w:r>
+        <w:rPr>
+          <w:rFonts w:asciiTheme="minorHAnsi" w:hAnsiTheme="minorHAnsi"/>
+          <w:sz w:val="22"/>
+          <w:szCs w:val="22"/>
+        </w:rPr>
+        <w:t>upporting asynchronous processing,</w:t>
       </w:r>
     </w:p>
     <w:p>
@@ -658,13 +608,25 @@
         </w:numPr>
         <w:rPr>
           <w:rFonts w:asciiTheme="minorHAnsi" w:hAnsiTheme="minorHAnsi"/>
+          <w:sz w:val="22"/>
+          <w:szCs w:val="22"/>
         </w:rPr>
       </w:pPr>
       <w:r>
         <w:rPr>
           <w:rFonts w:asciiTheme="minorHAnsi" w:hAnsiTheme="minorHAnsi"/>
+          <w:sz w:val="22"/>
+          <w:szCs w:val="22"/>
         </w:rPr>
-        <w:t>enforcing strict security controls at service boundaries,</w:t>
+        <w:t>E</w:t>
+      </w:r>
+      <w:r>
+        <w:rPr>
+          <w:rFonts w:asciiTheme="minorHAnsi" w:hAnsiTheme="minorHAnsi"/>
+          <w:sz w:val="22"/>
+          <w:szCs w:val="22"/>
+        </w:rPr>
+        <w:t>nforcing strict security controls at service boundaries,</w:t>
       </w:r>
     </w:p>
     <w:p>
@@ -676,13 +638,25 @@
         </w:numPr>
         <w:rPr>
           <w:rFonts w:asciiTheme="minorHAnsi" w:hAnsiTheme="minorHAnsi"/>
+          <w:sz w:val="22"/>
+          <w:szCs w:val="22"/>
         </w:rPr>
       </w:pPr>
       <w:r>
         <w:rPr>
           <w:rFonts w:asciiTheme="minorHAnsi" w:hAnsiTheme="minorHAnsi"/>
+          <w:sz w:val="22"/>
+          <w:szCs w:val="22"/>
         </w:rPr>
-        <w:t>enabling zero-downtime deployments and independent releases,</w:t>
+        <w:t>E</w:t>
+      </w:r>
+      <w:r>
+        <w:rPr>
+          <w:rFonts w:asciiTheme="minorHAnsi" w:hAnsiTheme="minorHAnsi"/>
+          <w:sz w:val="22"/>
+          <w:szCs w:val="22"/>
+        </w:rPr>
+        <w:t>nabling zero-downtime deployments and independent releases</w:t>
       </w:r>
     </w:p>
     <w:p>
@@ -690,39 +664,25 @@
         <w:pStyle w:val="p1"/>
         <w:rPr>
           <w:rFonts w:asciiTheme="minorHAnsi" w:hAnsiTheme="minorHAnsi"/>
+          <w:sz w:val="22"/>
+          <w:szCs w:val="22"/>
         </w:rPr>
       </w:pPr>
       <w:r>
         <w:rPr>
           <w:rFonts w:asciiTheme="minorHAnsi" w:hAnsiTheme="minorHAnsi"/>
+          <w:sz w:val="22"/>
+          <w:szCs w:val="22"/>
         </w:rPr>
-        <w:t xml:space="preserve">All these requirements </w:t>
+        <w:t>Independent release and change isolation are important for better governance and release management</w:t>
       </w:r>
       <w:r>
         <w:rPr>
           <w:rFonts w:asciiTheme="minorHAnsi" w:hAnsiTheme="minorHAnsi"/>
+          <w:sz w:val="22"/>
+          <w:szCs w:val="22"/>
         </w:rPr>
-        <w:t xml:space="preserve">cannot be effectively met with a single deployment unit as in a </w:t>
-      </w:r>
-      <w:proofErr w:type="spellStart"/>
-      <w:r>
-        <w:rPr>
-          <w:rFonts w:asciiTheme="minorHAnsi" w:hAnsiTheme="minorHAnsi"/>
-        </w:rPr>
-        <w:t>modulith</w:t>
-      </w:r>
-      <w:proofErr w:type="spellEnd"/>
-      <w:r>
-        <w:rPr>
-          <w:rFonts w:asciiTheme="minorHAnsi" w:hAnsiTheme="minorHAnsi"/>
-        </w:rPr>
-        <w:t xml:space="preserve"> architecture.</w:t>
-      </w:r>
-      <w:r>
-        <w:rPr>
-          <w:rFonts w:asciiTheme="minorHAnsi" w:hAnsiTheme="minorHAnsi"/>
-        </w:rPr>
-        <w:t xml:space="preserve"> </w:t>
+        <w:t>.</w:t>
       </w:r>
     </w:p>
     <w:p>
@@ -730,18 +690,24 @@
         <w:pStyle w:val="p1"/>
         <w:rPr>
           <w:rFonts w:asciiTheme="minorHAnsi" w:hAnsiTheme="minorHAnsi"/>
+          <w:sz w:val="22"/>
+          <w:szCs w:val="22"/>
         </w:rPr>
       </w:pPr>
       <w:r>
         <w:rPr>
           <w:rFonts w:asciiTheme="minorHAnsi" w:hAnsiTheme="minorHAnsi"/>
+          <w:sz w:val="22"/>
+          <w:szCs w:val="22"/>
         </w:rPr>
-        <w:t xml:space="preserve">However, the development can be started with mixed approach – some key domains as microservices and some of them with </w:t>
+        <w:t xml:space="preserve">While we appreciate the benefits of a </w:t>
       </w:r>
       <w:proofErr w:type="spellStart"/>
       <w:r>
         <w:rPr>
           <w:rFonts w:asciiTheme="minorHAnsi" w:hAnsiTheme="minorHAnsi"/>
+          <w:sz w:val="22"/>
+          <w:szCs w:val="22"/>
         </w:rPr>
         <w:t>modulith</w:t>
       </w:r>
@@ -749,18 +715,56 @@
       <w:r>
         <w:rPr>
           <w:rFonts w:asciiTheme="minorHAnsi" w:hAnsiTheme="minorHAnsi"/>
+          <w:sz w:val="22"/>
+          <w:szCs w:val="22"/>
         </w:rPr>
-        <w:t xml:space="preserve"> manner, which may be reconstructed to microservices , if needed later.</w:t>
+        <w:t xml:space="preserve"> in reducing operational overhead, the current EPMP design does not adopt fine-grained or highly fragmented services. Instead, it </w:t>
+      </w:r>
+      <w:r>
+        <w:rPr>
+          <w:rFonts w:asciiTheme="minorHAnsi" w:hAnsiTheme="minorHAnsi"/>
+          <w:sz w:val="22"/>
+          <w:szCs w:val="22"/>
+        </w:rPr>
+        <w:lastRenderedPageBreak/>
+        <w:t>follows a coarse-grained, capability-aligned microservices model, ensuring a balance between operational manageability and enterprise scalability.</w:t>
       </w:r>
     </w:p>
     <w:p>
       <w:pPr>
-        <w:pStyle w:val="ListBullet"/>
-        <w:numPr>
-          <w:ilvl w:val="0"/>
-          <w:numId w:val="0"/>
-        </w:numPr>
-      </w:pPr>
+        <w:pStyle w:val="p1"/>
+        <w:rPr>
+          <w:rFonts w:asciiTheme="minorHAnsi" w:hAnsiTheme="minorHAnsi"/>
+          <w:sz w:val="22"/>
+          <w:szCs w:val="22"/>
+        </w:rPr>
+      </w:pPr>
+      <w:r>
+        <w:rPr>
+          <w:rFonts w:asciiTheme="minorHAnsi" w:hAnsiTheme="minorHAnsi"/>
+          <w:sz w:val="22"/>
+          <w:szCs w:val="22"/>
+        </w:rPr>
+        <w:t>The feedback is accepted as a useful consideration to avoid unnecessary service fragmentation, and this will continue to be governed through strict service boundary and design controls.</w:t>
+      </w:r>
+    </w:p>
+    <w:p>
+      <w:pPr>
+        <w:pStyle w:val="p1"/>
+        <w:rPr>
+          <w:rFonts w:asciiTheme="minorHAnsi" w:hAnsiTheme="minorHAnsi"/>
+          <w:sz w:val="22"/>
+          <w:szCs w:val="22"/>
+        </w:rPr>
+      </w:pPr>
+      <w:r>
+        <w:rPr>
+          <w:rFonts w:asciiTheme="minorHAnsi" w:hAnsiTheme="minorHAnsi"/>
+          <w:sz w:val="22"/>
+          <w:szCs w:val="22"/>
+        </w:rPr>
+        <w:t>Considering the current non-functional requirements and scalability needs, the microservices-based approach remains the preferred direction at this stage.</w:t>
+      </w:r>
     </w:p>
     <w:p>
       <w:pPr>
@@ -814,14 +818,10 @@
         <w:ind w:left="360"/>
       </w:pPr>
       <w:r>
-        <w:rPr>
-          <w:b/>
-          <w:bCs/>
-        </w:rPr>
-        <w:t>IBM</w:t>
-      </w:r>
-      <w:r>
-        <w:t xml:space="preserve"> – Agreed. S</w:t>
+        <w:t>Accepted</w:t>
+      </w:r>
+      <w:r>
+        <w:t>. S</w:t>
       </w:r>
       <w:r>
         <w:t xml:space="preserve">ervice mesh </w:t>
@@ -887,7 +887,13 @@
         <w:ind w:left="720"/>
       </w:pPr>
       <w:r>
-        <w:t>Canary release.</w:t>
+        <w:t>Canary release</w:t>
+      </w:r>
+      <w:r>
+        <w:t>s</w:t>
+      </w:r>
+      <w:r>
+        <w:t>.</w:t>
       </w:r>
     </w:p>
     <w:p>
@@ -900,7 +906,78 @@
         <w:ind w:left="720"/>
       </w:pPr>
       <w:r>
-        <w:t>However, only managed service mesh has been suggested in the architecture.</w:t>
+        <w:t>M</w:t>
+      </w:r>
+      <w:r>
+        <w:t xml:space="preserve">anaged service </w:t>
+      </w:r>
+      <w:proofErr w:type="gramStart"/>
+      <w:r>
+        <w:t>mesh</w:t>
+      </w:r>
+      <w:r>
+        <w:t>(</w:t>
+      </w:r>
+      <w:proofErr w:type="spellStart"/>
+      <w:proofErr w:type="gramEnd"/>
+      <w:r>
+        <w:t>ie</w:t>
+      </w:r>
+      <w:proofErr w:type="spellEnd"/>
+      <w:r>
+        <w:t>. Anthos from GCP)</w:t>
+      </w:r>
+      <w:r>
+        <w:t xml:space="preserve"> </w:t>
+      </w:r>
+      <w:r>
+        <w:t>is</w:t>
+      </w:r>
+      <w:r>
+        <w:t xml:space="preserve"> suggested</w:t>
+      </w:r>
+      <w:r>
+        <w:t>.</w:t>
+      </w:r>
+    </w:p>
+    <w:p>
+      <w:pPr>
+        <w:pStyle w:val="Heading2"/>
+      </w:pPr>
+      <w:r>
+        <w:t>4. Workflow Orchestration (Highest‑Risk Area)</w:t>
+      </w:r>
+    </w:p>
+    <w:p>
+      <w:pPr>
+        <w:pStyle w:val="ListBullet"/>
+      </w:pPr>
+      <w:r>
+        <w:t>Workflow orchestration is the architectural backbone of EPMP and the highest‑risk decision.</w:t>
+      </w:r>
+    </w:p>
+    <w:p>
+      <w:pPr>
+        <w:pStyle w:val="ListBullet"/>
+      </w:pPr>
+      <w:r>
+        <w:t>Long‑running governance and approval workflows must be centrally orchestrated and authoritative.</w:t>
+      </w:r>
+    </w:p>
+    <w:p>
+      <w:pPr>
+        <w:pStyle w:val="ListBullet"/>
+      </w:pPr>
+      <w:r>
+        <w:t>Avoid multiple competing orchestration mechanisms (workflow engines, rules engines, AI agents).</w:t>
+      </w:r>
+    </w:p>
+    <w:p>
+      <w:pPr>
+        <w:pStyle w:val="ListBullet"/>
+      </w:pPr>
+      <w:r>
+        <w:t>AI should support workflows, not control workflow state or decision commitments.</w:t>
       </w:r>
     </w:p>
     <w:p>
@@ -915,46 +992,6 @@
     </w:p>
     <w:p>
       <w:pPr>
-        <w:pStyle w:val="Heading2"/>
-      </w:pPr>
-      <w:r>
-        <w:t>4. Workflow Orchestration (Highest‑Risk Area)</w:t>
-      </w:r>
-    </w:p>
-    <w:p>
-      <w:pPr>
-        <w:pStyle w:val="ListBullet"/>
-      </w:pPr>
-      <w:r>
-        <w:t>Workflow orchestration is the architectural backbone of EPMP and the highest‑risk decision.</w:t>
-      </w:r>
-    </w:p>
-    <w:p>
-      <w:pPr>
-        <w:pStyle w:val="ListBullet"/>
-      </w:pPr>
-      <w:r>
-        <w:t>Long‑running governance and approval workflows must be centrally orchestrated and authoritative.</w:t>
-      </w:r>
-    </w:p>
-    <w:p>
-      <w:pPr>
-        <w:pStyle w:val="ListBullet"/>
-      </w:pPr>
-      <w:r>
-        <w:t>Avoid multiple competing orchestration mechanisms (workflow engines, rules engines, AI agents).</w:t>
-      </w:r>
-    </w:p>
-    <w:p>
-      <w:pPr>
-        <w:pStyle w:val="ListBullet"/>
-      </w:pPr>
-      <w:r>
-        <w:t>AI should support workflows, not control workflow state or decision commitments.</w:t>
-      </w:r>
-    </w:p>
-    <w:p>
-      <w:pPr>
         <w:pStyle w:val="ListBullet"/>
         <w:numPr>
           <w:ilvl w:val="0"/>
@@ -962,25 +999,8 @@
         </w:numPr>
         <w:ind w:left="360"/>
       </w:pPr>
-    </w:p>
-    <w:p>
-      <w:pPr>
-        <w:pStyle w:val="ListBullet"/>
-        <w:numPr>
-          <w:ilvl w:val="0"/>
-          <w:numId w:val="0"/>
-        </w:numPr>
-        <w:ind w:left="360"/>
-      </w:pPr>
-      <w:r>
-        <w:rPr>
-          <w:b/>
-          <w:bCs/>
-        </w:rPr>
-        <w:t>IBM</w:t>
-      </w:r>
-      <w:r>
-        <w:t xml:space="preserve"> – Agreed. </w:t>
+      <w:r>
+        <w:t xml:space="preserve">Agreed. </w:t>
       </w:r>
       <w:r>
         <w:t>A single authoritative workflow engine is already part of the design to ensure:</w:t>
@@ -1019,7 +1039,6 @@
         <w:rPr>
           <w:rFonts w:asciiTheme="minorHAnsi" w:hAnsiTheme="minorHAnsi"/>
         </w:rPr>
-        <w:lastRenderedPageBreak/>
         <w:t>recoverability</w:t>
       </w:r>
     </w:p>
@@ -1096,6 +1115,7 @@
         <w:rPr>
           <w:rFonts w:asciiTheme="minorHAnsi" w:hAnsiTheme="minorHAnsi"/>
         </w:rPr>
+        <w:lastRenderedPageBreak/>
         <w:t>AI clarification:</w:t>
       </w:r>
     </w:p>
@@ -1185,14 +1205,17 @@
         <w:ind w:left="360"/>
       </w:pPr>
       <w:r>
+        <w:t>Agreed</w:t>
+      </w:r>
+      <w:r>
         <w:rPr>
           <w:b/>
           <w:bCs/>
         </w:rPr>
-        <w:t>IBM</w:t>
-      </w:r>
-      <w:r>
-        <w:t xml:space="preserve"> – API first approach is already aligned in EPMP.</w:t>
+        <w:t xml:space="preserve">. </w:t>
+      </w:r>
+      <w:r>
+        <w:t>API first approach is already aligned in EPMP.</w:t>
       </w:r>
     </w:p>
     <w:p>
@@ -1253,6 +1276,585 @@
           <w:b w:val="0"/>
           <w:bCs w:val="0"/>
           <w:color w:val="000000" w:themeColor="text1"/>
+          <w:sz w:val="21"/>
+          <w:szCs w:val="21"/>
+        </w:rPr>
+      </w:pPr>
+      <w:r>
+        <w:rPr>
+          <w:rFonts w:asciiTheme="minorHAnsi" w:hAnsiTheme="minorHAnsi"/>
+          <w:b w:val="0"/>
+          <w:bCs w:val="0"/>
+          <w:color w:val="000000" w:themeColor="text1"/>
+          <w:sz w:val="21"/>
+          <w:szCs w:val="21"/>
+        </w:rPr>
+        <w:t>Agreed.</w:t>
+      </w:r>
+      <w:r>
+        <w:rPr>
+          <w:rFonts w:asciiTheme="minorHAnsi" w:hAnsiTheme="minorHAnsi"/>
+          <w:b w:val="0"/>
+          <w:bCs w:val="0"/>
+          <w:color w:val="000000" w:themeColor="text1"/>
+          <w:sz w:val="21"/>
+          <w:szCs w:val="21"/>
+        </w:rPr>
+        <w:t xml:space="preserve"> </w:t>
+      </w:r>
+    </w:p>
+    <w:p>
+      <w:pPr>
+        <w:pStyle w:val="p4"/>
+        <w:rPr>
+          <w:rFonts w:asciiTheme="minorHAnsi" w:hAnsiTheme="minorHAnsi"/>
+          <w:color w:val="000000" w:themeColor="text1"/>
+          <w:sz w:val="22"/>
+          <w:szCs w:val="22"/>
+        </w:rPr>
+      </w:pPr>
+      <w:r>
+        <w:rPr>
+          <w:rFonts w:asciiTheme="minorHAnsi" w:hAnsiTheme="minorHAnsi"/>
+          <w:color w:val="000000" w:themeColor="text1"/>
+          <w:sz w:val="22"/>
+          <w:szCs w:val="22"/>
+        </w:rPr>
+        <w:t>EPM</w:t>
+      </w:r>
+      <w:r>
+        <w:rPr>
+          <w:rFonts w:asciiTheme="minorHAnsi" w:hAnsiTheme="minorHAnsi"/>
+          <w:color w:val="000000" w:themeColor="text1"/>
+          <w:sz w:val="22"/>
+          <w:szCs w:val="22"/>
+        </w:rPr>
+        <w:t>P</w:t>
+      </w:r>
+      <w:r>
+        <w:rPr>
+          <w:rFonts w:asciiTheme="minorHAnsi" w:hAnsiTheme="minorHAnsi"/>
+          <w:color w:val="000000" w:themeColor="text1"/>
+          <w:sz w:val="22"/>
+          <w:szCs w:val="22"/>
+        </w:rPr>
+        <w:t xml:space="preserve"> already enforces canonical data definitions to ensure consistency across portfolio reporting</w:t>
+      </w:r>
+      <w:r>
+        <w:rPr>
+          <w:rFonts w:asciiTheme="minorHAnsi" w:hAnsiTheme="minorHAnsi"/>
+          <w:color w:val="000000" w:themeColor="text1"/>
+          <w:sz w:val="22"/>
+          <w:szCs w:val="22"/>
+        </w:rPr>
+        <w:t xml:space="preserve"> so that semantic consistency is maintained. </w:t>
+      </w:r>
+    </w:p>
+    <w:p>
+      <w:pPr>
+        <w:pStyle w:val="p4"/>
+        <w:rPr>
+          <w:rFonts w:asciiTheme="minorHAnsi" w:hAnsiTheme="minorHAnsi"/>
+          <w:color w:val="000000" w:themeColor="text1"/>
+          <w:sz w:val="22"/>
+          <w:szCs w:val="22"/>
+        </w:rPr>
+      </w:pPr>
+      <w:r>
+        <w:rPr>
+          <w:rFonts w:asciiTheme="minorHAnsi" w:hAnsiTheme="minorHAnsi"/>
+          <w:color w:val="000000" w:themeColor="text1"/>
+          <w:sz w:val="22"/>
+          <w:szCs w:val="22"/>
+        </w:rPr>
+        <w:t>There will be design time and run time controls for components, data fields, terminologies , mappings , KPI’s by different stakeholders like Enterprise Architect Team, Program and Project management team ( Domain team) etc.</w:t>
+      </w:r>
+    </w:p>
+    <w:p>
+      <w:pPr>
+        <w:pStyle w:val="p3"/>
+        <w:rPr>
+          <w:rFonts w:asciiTheme="minorHAnsi" w:hAnsiTheme="minorHAnsi"/>
+          <w:color w:val="000000" w:themeColor="text1"/>
+          <w:sz w:val="22"/>
+          <w:szCs w:val="22"/>
+        </w:rPr>
+      </w:pPr>
+      <w:r>
+        <w:rPr>
+          <w:rFonts w:asciiTheme="minorHAnsi" w:hAnsiTheme="minorHAnsi"/>
+          <w:color w:val="000000" w:themeColor="text1"/>
+          <w:sz w:val="22"/>
+          <w:szCs w:val="22"/>
+        </w:rPr>
+        <w:t xml:space="preserve">Graph </w:t>
+      </w:r>
+      <w:r>
+        <w:rPr>
+          <w:rFonts w:asciiTheme="minorHAnsi" w:hAnsiTheme="minorHAnsi"/>
+          <w:color w:val="000000" w:themeColor="text1"/>
+          <w:sz w:val="22"/>
+          <w:szCs w:val="22"/>
+        </w:rPr>
+        <w:t>modelling</w:t>
+      </w:r>
+      <w:r>
+        <w:rPr>
+          <w:rFonts w:asciiTheme="minorHAnsi" w:hAnsiTheme="minorHAnsi"/>
+          <w:color w:val="000000" w:themeColor="text1"/>
+          <w:sz w:val="22"/>
+          <w:szCs w:val="22"/>
+        </w:rPr>
+        <w:t xml:space="preserve"> for dependencies and portfolio relationships </w:t>
+      </w:r>
+      <w:r>
+        <w:rPr>
+          <w:rFonts w:asciiTheme="minorHAnsi" w:hAnsiTheme="minorHAnsi"/>
+          <w:color w:val="000000" w:themeColor="text1"/>
+          <w:sz w:val="22"/>
+          <w:szCs w:val="22"/>
+        </w:rPr>
+        <w:t>is being</w:t>
+      </w:r>
+      <w:r>
+        <w:rPr>
+          <w:rFonts w:asciiTheme="minorHAnsi" w:hAnsiTheme="minorHAnsi"/>
+          <w:color w:val="000000" w:themeColor="text1"/>
+          <w:sz w:val="22"/>
+          <w:szCs w:val="22"/>
+        </w:rPr>
+        <w:t xml:space="preserve"> included in the architecture .</w:t>
+      </w:r>
+    </w:p>
+    <w:p>
+      <w:pPr>
+        <w:pStyle w:val="Heading2"/>
+      </w:pPr>
+      <w:r>
+        <w:t>7. Data Platform Rationalization</w:t>
+      </w:r>
+    </w:p>
+    <w:p>
+      <w:pPr>
+        <w:pStyle w:val="ListBullet"/>
+      </w:pPr>
+      <w:r>
+        <w:t>Multiple specialized data stores increase long‑term integration and maintenance burden.</w:t>
+      </w:r>
+    </w:p>
+    <w:p>
+      <w:pPr>
+        <w:pStyle w:val="ListBullet"/>
+      </w:pPr>
+      <w:r>
+        <w:t>Rapid evolution of AI tooling amplifies operational complexity.</w:t>
+      </w:r>
+    </w:p>
+    <w:p>
+      <w:pPr>
+        <w:pStyle w:val="ListBullet"/>
+      </w:pPr>
+      <w:r>
+        <w:t>Evaluate consolidated data platforms that support document, vector, and AI workloads together.</w:t>
+      </w:r>
+    </w:p>
+    <w:p>
+      <w:pPr>
+        <w:pStyle w:val="p1"/>
+        <w:rPr>
+          <w:rFonts w:asciiTheme="minorHAnsi" w:hAnsiTheme="minorHAnsi"/>
+          <w:sz w:val="22"/>
+          <w:szCs w:val="22"/>
+        </w:rPr>
+      </w:pPr>
+      <w:r>
+        <w:rPr>
+          <w:rFonts w:asciiTheme="minorHAnsi" w:hAnsiTheme="minorHAnsi"/>
+          <w:sz w:val="22"/>
+          <w:szCs w:val="22"/>
+        </w:rPr>
+        <w:t>The architecture uses multiple data stores and access patterns only where required by the EPM</w:t>
+      </w:r>
+      <w:r>
+        <w:rPr>
+          <w:rFonts w:asciiTheme="minorHAnsi" w:hAnsiTheme="minorHAnsi"/>
+          <w:sz w:val="22"/>
+          <w:szCs w:val="22"/>
+        </w:rPr>
+        <w:t>P</w:t>
+      </w:r>
+      <w:r>
+        <w:rPr>
+          <w:rFonts w:asciiTheme="minorHAnsi" w:hAnsiTheme="minorHAnsi"/>
+          <w:sz w:val="22"/>
+          <w:szCs w:val="22"/>
+        </w:rPr>
+        <w:t xml:space="preserve"> non-functional requirements and workload characteristics.</w:t>
+      </w:r>
+    </w:p>
+    <w:p>
+      <w:pPr>
+        <w:pStyle w:val="p1"/>
+        <w:rPr>
+          <w:rFonts w:asciiTheme="minorHAnsi" w:hAnsiTheme="minorHAnsi"/>
+          <w:sz w:val="22"/>
+          <w:szCs w:val="22"/>
+        </w:rPr>
+      </w:pPr>
+      <w:r>
+        <w:rPr>
+          <w:rFonts w:asciiTheme="minorHAnsi" w:hAnsiTheme="minorHAnsi"/>
+          <w:sz w:val="22"/>
+          <w:szCs w:val="22"/>
+        </w:rPr>
+        <w:t>This includes:</w:t>
+      </w:r>
+    </w:p>
+    <w:p>
+      <w:pPr>
+        <w:pStyle w:val="p1"/>
+        <w:numPr>
+          <w:ilvl w:val="0"/>
+          <w:numId w:val="19"/>
+        </w:numPr>
+        <w:rPr>
+          <w:rFonts w:asciiTheme="minorHAnsi" w:hAnsiTheme="minorHAnsi"/>
+          <w:sz w:val="22"/>
+          <w:szCs w:val="22"/>
+        </w:rPr>
+      </w:pPr>
+      <w:r>
+        <w:rPr>
+          <w:rStyle w:val="s1"/>
+          <w:rFonts w:asciiTheme="minorHAnsi" w:hAnsiTheme="minorHAnsi"/>
+          <w:sz w:val="22"/>
+          <w:szCs w:val="22"/>
+        </w:rPr>
+        <w:lastRenderedPageBreak/>
+        <w:t>PostgreSQL primary database</w:t>
+      </w:r>
+      <w:r>
+        <w:rPr>
+          <w:rFonts w:asciiTheme="minorHAnsi" w:hAnsiTheme="minorHAnsi"/>
+          <w:sz w:val="22"/>
+          <w:szCs w:val="22"/>
+        </w:rPr>
+        <w:t xml:space="preserve"> for authoritative transactional integrity and system-of-record updates</w:t>
+      </w:r>
+    </w:p>
+    <w:p>
+      <w:pPr>
+        <w:pStyle w:val="p1"/>
+        <w:numPr>
+          <w:ilvl w:val="0"/>
+          <w:numId w:val="19"/>
+        </w:numPr>
+        <w:rPr>
+          <w:rFonts w:asciiTheme="minorHAnsi" w:hAnsiTheme="minorHAnsi"/>
+          <w:sz w:val="22"/>
+          <w:szCs w:val="22"/>
+        </w:rPr>
+      </w:pPr>
+      <w:r>
+        <w:rPr>
+          <w:rStyle w:val="s1"/>
+          <w:rFonts w:asciiTheme="minorHAnsi" w:hAnsiTheme="minorHAnsi"/>
+          <w:sz w:val="22"/>
+          <w:szCs w:val="22"/>
+        </w:rPr>
+        <w:t>CQRS-based read/write separation</w:t>
+      </w:r>
+      <w:r>
+        <w:rPr>
+          <w:rFonts w:asciiTheme="minorHAnsi" w:hAnsiTheme="minorHAnsi"/>
+          <w:sz w:val="22"/>
+          <w:szCs w:val="22"/>
+        </w:rPr>
+        <w:t xml:space="preserve"> where operationally justified, so </w:t>
+      </w:r>
+      <w:r>
+        <w:rPr>
+          <w:rFonts w:asciiTheme="minorHAnsi" w:hAnsiTheme="minorHAnsi"/>
+          <w:sz w:val="22"/>
+          <w:szCs w:val="22"/>
+        </w:rPr>
+        <w:t xml:space="preserve">that </w:t>
+      </w:r>
+      <w:r>
+        <w:rPr>
+          <w:rFonts w:asciiTheme="minorHAnsi" w:hAnsiTheme="minorHAnsi"/>
+          <w:sz w:val="22"/>
+          <w:szCs w:val="22"/>
+        </w:rPr>
+        <w:t>write workloads remain isolated from high-volume read and reporting workloads</w:t>
+      </w:r>
+    </w:p>
+    <w:p>
+      <w:pPr>
+        <w:pStyle w:val="p1"/>
+        <w:numPr>
+          <w:ilvl w:val="0"/>
+          <w:numId w:val="19"/>
+        </w:numPr>
+        <w:rPr>
+          <w:rFonts w:asciiTheme="minorHAnsi" w:hAnsiTheme="minorHAnsi"/>
+          <w:sz w:val="22"/>
+          <w:szCs w:val="22"/>
+        </w:rPr>
+      </w:pPr>
+      <w:r>
+        <w:rPr>
+          <w:rStyle w:val="s1"/>
+          <w:rFonts w:asciiTheme="minorHAnsi" w:hAnsiTheme="minorHAnsi"/>
+          <w:sz w:val="22"/>
+          <w:szCs w:val="22"/>
+        </w:rPr>
+        <w:t>Read replicas</w:t>
+      </w:r>
+      <w:r>
+        <w:rPr>
+          <w:rFonts w:asciiTheme="minorHAnsi" w:hAnsiTheme="minorHAnsi"/>
+          <w:sz w:val="22"/>
+          <w:szCs w:val="22"/>
+        </w:rPr>
+        <w:t xml:space="preserve"> to offload query-heavy use cases such as dashboards, reporting, portfolio views, and search-oriented read patterns, helping meet response targets such as:</w:t>
+      </w:r>
+    </w:p>
+    <w:p>
+      <w:pPr>
+        <w:pStyle w:val="p1"/>
+        <w:numPr>
+          <w:ilvl w:val="1"/>
+          <w:numId w:val="19"/>
+        </w:numPr>
+        <w:rPr>
+          <w:rFonts w:asciiTheme="minorHAnsi" w:hAnsiTheme="minorHAnsi"/>
+          <w:sz w:val="22"/>
+          <w:szCs w:val="22"/>
+        </w:rPr>
+      </w:pPr>
+      <w:r>
+        <w:rPr>
+          <w:rFonts w:asciiTheme="minorHAnsi" w:hAnsiTheme="minorHAnsi"/>
+          <w:sz w:val="22"/>
+          <w:szCs w:val="22"/>
+        </w:rPr>
+        <w:t xml:space="preserve">landing and normal pages &lt;500 </w:t>
+      </w:r>
+      <w:proofErr w:type="spellStart"/>
+      <w:r>
+        <w:rPr>
+          <w:rFonts w:asciiTheme="minorHAnsi" w:hAnsiTheme="minorHAnsi"/>
+          <w:sz w:val="22"/>
+          <w:szCs w:val="22"/>
+        </w:rPr>
+        <w:t>ms</w:t>
+      </w:r>
+      <w:proofErr w:type="spellEnd"/>
+    </w:p>
+    <w:p>
+      <w:pPr>
+        <w:pStyle w:val="p1"/>
+        <w:numPr>
+          <w:ilvl w:val="1"/>
+          <w:numId w:val="19"/>
+        </w:numPr>
+        <w:rPr>
+          <w:rFonts w:asciiTheme="minorHAnsi" w:hAnsiTheme="minorHAnsi"/>
+          <w:sz w:val="22"/>
+          <w:szCs w:val="22"/>
+        </w:rPr>
+      </w:pPr>
+      <w:r>
+        <w:rPr>
+          <w:rFonts w:asciiTheme="minorHAnsi" w:hAnsiTheme="minorHAnsi"/>
+          <w:sz w:val="22"/>
+          <w:szCs w:val="22"/>
+        </w:rPr>
+        <w:t>dashboard/reporting pages around 1 sec</w:t>
+      </w:r>
+    </w:p>
+    <w:p>
+      <w:pPr>
+        <w:pStyle w:val="p1"/>
+        <w:numPr>
+          <w:ilvl w:val="1"/>
+          <w:numId w:val="19"/>
+        </w:numPr>
+        <w:rPr>
+          <w:rFonts w:asciiTheme="minorHAnsi" w:hAnsiTheme="minorHAnsi"/>
+          <w:sz w:val="22"/>
+          <w:szCs w:val="22"/>
+        </w:rPr>
+      </w:pPr>
+      <w:r>
+        <w:rPr>
+          <w:rFonts w:asciiTheme="minorHAnsi" w:hAnsiTheme="minorHAnsi"/>
+          <w:sz w:val="22"/>
+          <w:szCs w:val="22"/>
+        </w:rPr>
+        <w:t>95th percentile &lt;=1 sec</w:t>
+      </w:r>
+    </w:p>
+    <w:p>
+      <w:pPr>
+        <w:pStyle w:val="p1"/>
+        <w:numPr>
+          <w:ilvl w:val="0"/>
+          <w:numId w:val="19"/>
+        </w:numPr>
+        <w:rPr>
+          <w:rFonts w:asciiTheme="minorHAnsi" w:hAnsiTheme="minorHAnsi"/>
+          <w:sz w:val="22"/>
+          <w:szCs w:val="22"/>
+        </w:rPr>
+      </w:pPr>
+      <w:r>
+        <w:rPr>
+          <w:rStyle w:val="s1"/>
+          <w:rFonts w:asciiTheme="minorHAnsi" w:hAnsiTheme="minorHAnsi"/>
+          <w:sz w:val="22"/>
+          <w:szCs w:val="22"/>
+        </w:rPr>
+        <w:t>Redis cache</w:t>
+      </w:r>
+      <w:r>
+        <w:rPr>
+          <w:rFonts w:asciiTheme="minorHAnsi" w:hAnsiTheme="minorHAnsi"/>
+          <w:sz w:val="22"/>
+          <w:szCs w:val="22"/>
+        </w:rPr>
+        <w:t xml:space="preserve"> for frequently accessed and short-lived read optimization</w:t>
+      </w:r>
+    </w:p>
+    <w:p>
+      <w:pPr>
+        <w:pStyle w:val="p1"/>
+        <w:numPr>
+          <w:ilvl w:val="0"/>
+          <w:numId w:val="19"/>
+        </w:numPr>
+        <w:rPr>
+          <w:rFonts w:asciiTheme="minorHAnsi" w:hAnsiTheme="minorHAnsi"/>
+          <w:sz w:val="22"/>
+          <w:szCs w:val="22"/>
+        </w:rPr>
+      </w:pPr>
+      <w:r>
+        <w:rPr>
+          <w:rStyle w:val="s1"/>
+          <w:rFonts w:asciiTheme="minorHAnsi" w:hAnsiTheme="minorHAnsi"/>
+          <w:sz w:val="22"/>
+          <w:szCs w:val="22"/>
+        </w:rPr>
+        <w:t>Object/document storage</w:t>
+      </w:r>
+      <w:r>
+        <w:rPr>
+          <w:rFonts w:asciiTheme="minorHAnsi" w:hAnsiTheme="minorHAnsi"/>
+          <w:sz w:val="22"/>
+          <w:szCs w:val="22"/>
+        </w:rPr>
+        <w:t xml:space="preserve"> for file handling and document management workloads</w:t>
+      </w:r>
+    </w:p>
+    <w:p>
+      <w:pPr>
+        <w:pStyle w:val="p1"/>
+        <w:numPr>
+          <w:ilvl w:val="0"/>
+          <w:numId w:val="19"/>
+        </w:numPr>
+        <w:rPr>
+          <w:rFonts w:asciiTheme="minorHAnsi" w:hAnsiTheme="minorHAnsi"/>
+          <w:sz w:val="22"/>
+          <w:szCs w:val="22"/>
+        </w:rPr>
+      </w:pPr>
+      <w:r>
+        <w:rPr>
+          <w:rStyle w:val="s1"/>
+          <w:rFonts w:asciiTheme="minorHAnsi" w:hAnsiTheme="minorHAnsi"/>
+          <w:sz w:val="22"/>
+          <w:szCs w:val="22"/>
+        </w:rPr>
+        <w:t>Queue/broker-based asynchronous processing</w:t>
+      </w:r>
+      <w:r>
+        <w:rPr>
+          <w:rFonts w:asciiTheme="minorHAnsi" w:hAnsiTheme="minorHAnsi"/>
+          <w:sz w:val="22"/>
+          <w:szCs w:val="22"/>
+        </w:rPr>
+        <w:t xml:space="preserve"> for notifications, integrations, and background jobs</w:t>
+      </w:r>
+    </w:p>
+    <w:p>
+      <w:pPr>
+        <w:pStyle w:val="ListBullet"/>
+        <w:numPr>
+          <w:ilvl w:val="0"/>
+          <w:numId w:val="0"/>
+        </w:numPr>
+        <w:ind w:left="360"/>
+      </w:pPr>
+    </w:p>
+    <w:p>
+      <w:pPr>
+        <w:pStyle w:val="Heading2"/>
+      </w:pPr>
+      <w:r>
+        <w:t>8. GenAI &amp; Agentic Architecture</w:t>
+      </w:r>
+    </w:p>
+    <w:p>
+      <w:pPr>
+        <w:pStyle w:val="ListBullet"/>
+      </w:pPr>
+      <w:r>
+        <w:t>Persona‑based AI agents are viable but still emerging.</w:t>
+      </w:r>
+    </w:p>
+    <w:p>
+      <w:pPr>
+        <w:pStyle w:val="ListBullet"/>
+      </w:pPr>
+      <w:r>
+        <w:t>AI adoption should be phased rather than foundational from Day 1.</w:t>
+      </w:r>
+    </w:p>
+    <w:p>
+      <w:pPr>
+        <w:pStyle w:val="ListBullet"/>
+      </w:pPr>
+      <w:r>
+        <w:t>Maintain a single authoritative orchestration spine.</w:t>
+      </w:r>
+    </w:p>
+    <w:p>
+      <w:pPr>
+        <w:pStyle w:val="ListBullet"/>
+      </w:pPr>
+      <w:r>
+        <w:t>Introduce an explicit AI evaluation layer for quality, governance, and cost control.</w:t>
+      </w:r>
+    </w:p>
+    <w:p>
+      <w:pPr>
+        <w:pStyle w:val="ListBullet"/>
+        <w:numPr>
+          <w:ilvl w:val="0"/>
+          <w:numId w:val="0"/>
+        </w:numPr>
+        <w:ind w:left="360" w:hanging="360"/>
+      </w:pPr>
+    </w:p>
+    <w:p>
+      <w:pPr>
+        <w:pStyle w:val="Heading3"/>
+        <w:rPr>
+          <w:rFonts w:asciiTheme="minorHAnsi" w:hAnsiTheme="minorHAnsi"/>
+          <w:color w:val="000000" w:themeColor="text1"/>
         </w:rPr>
       </w:pPr>
       <w:r>
@@ -1262,8 +1864,28 @@
           <w:bCs w:val="0"/>
           <w:color w:val="000000" w:themeColor="text1"/>
         </w:rPr>
-        <w:t>IBM – Agreed.</w:t>
-      </w:r>
+        <w:t xml:space="preserve">Accepted and aligned with governance </w:t>
+      </w:r>
+      <w:proofErr w:type="gramStart"/>
+      <w:r>
+        <w:rPr>
+          <w:rFonts w:asciiTheme="minorHAnsi" w:hAnsiTheme="minorHAnsi"/>
+          <w:b w:val="0"/>
+          <w:bCs w:val="0"/>
+          <w:color w:val="000000" w:themeColor="text1"/>
+        </w:rPr>
+        <w:t>NFRs</w:t>
+      </w:r>
+      <w:r>
+        <w:rPr>
+          <w:rFonts w:asciiTheme="minorHAnsi" w:hAnsiTheme="minorHAnsi"/>
+          <w:b w:val="0"/>
+          <w:bCs w:val="0"/>
+          <w:color w:val="000000" w:themeColor="text1"/>
+        </w:rPr>
+        <w:t xml:space="preserve"> .</w:t>
+      </w:r>
+      <w:proofErr w:type="gramEnd"/>
       <w:r>
         <w:rPr>
           <w:rFonts w:asciiTheme="minorHAnsi" w:hAnsiTheme="minorHAnsi"/>
@@ -1273,521 +1895,6 @@
         </w:rPr>
         <w:t xml:space="preserve"> </w:t>
       </w:r>
-    </w:p>
-    <w:p>
-      <w:pPr>
-        <w:pStyle w:val="p4"/>
-        <w:rPr>
-          <w:rFonts w:asciiTheme="minorHAnsi" w:hAnsiTheme="minorHAnsi"/>
-          <w:color w:val="000000" w:themeColor="text1"/>
-        </w:rPr>
-      </w:pPr>
-      <w:r>
-        <w:rPr>
-          <w:rFonts w:asciiTheme="minorHAnsi" w:hAnsiTheme="minorHAnsi"/>
-          <w:color w:val="000000" w:themeColor="text1"/>
-        </w:rPr>
-        <w:t>EPM</w:t>
-      </w:r>
-      <w:r>
-        <w:rPr>
-          <w:rFonts w:asciiTheme="minorHAnsi" w:hAnsiTheme="minorHAnsi"/>
-          <w:color w:val="000000" w:themeColor="text1"/>
-        </w:rPr>
-        <w:t>P</w:t>
-      </w:r>
-      <w:r>
-        <w:rPr>
-          <w:rFonts w:asciiTheme="minorHAnsi" w:hAnsiTheme="minorHAnsi"/>
-          <w:color w:val="000000" w:themeColor="text1"/>
-        </w:rPr>
-        <w:t xml:space="preserve"> already enforces canonical data definitions to ensure consistency across portfolio reporting</w:t>
-      </w:r>
-      <w:r>
-        <w:rPr>
-          <w:rFonts w:asciiTheme="minorHAnsi" w:hAnsiTheme="minorHAnsi"/>
-          <w:color w:val="000000" w:themeColor="text1"/>
-        </w:rPr>
-        <w:t xml:space="preserve"> so that semantic consistency is maintained. There will be design time and run time controls for components, data fields, terminologies , mappings , KPI’s by different stakeholders like Enterprise Architect Team, Program and Project management team ( Domain team) etc.</w:t>
-      </w:r>
-    </w:p>
-    <w:p>
-      <w:pPr>
-        <w:pStyle w:val="p3"/>
-        <w:rPr>
-          <w:rFonts w:asciiTheme="minorHAnsi" w:hAnsiTheme="minorHAnsi"/>
-          <w:color w:val="000000" w:themeColor="text1"/>
-        </w:rPr>
-      </w:pPr>
-      <w:r>
-        <w:rPr>
-          <w:rFonts w:asciiTheme="minorHAnsi" w:hAnsiTheme="minorHAnsi"/>
-          <w:color w:val="000000" w:themeColor="text1"/>
-        </w:rPr>
-        <w:t xml:space="preserve">Graph </w:t>
-      </w:r>
-      <w:r>
-        <w:rPr>
-          <w:rFonts w:asciiTheme="minorHAnsi" w:hAnsiTheme="minorHAnsi"/>
-          <w:color w:val="000000" w:themeColor="text1"/>
-        </w:rPr>
-        <w:t>modelling</w:t>
-      </w:r>
-      <w:r>
-        <w:rPr>
-          <w:rFonts w:asciiTheme="minorHAnsi" w:hAnsiTheme="minorHAnsi"/>
-          <w:color w:val="000000" w:themeColor="text1"/>
-        </w:rPr>
-        <w:t>:</w:t>
-      </w:r>
-    </w:p>
-    <w:p>
-      <w:pPr>
-        <w:pStyle w:val="p4"/>
-        <w:rPr>
-          <w:rFonts w:asciiTheme="minorHAnsi" w:hAnsiTheme="minorHAnsi"/>
-          <w:color w:val="000000" w:themeColor="text1"/>
-        </w:rPr>
-      </w:pPr>
-      <w:r>
-        <w:rPr>
-          <w:rFonts w:asciiTheme="minorHAnsi" w:hAnsiTheme="minorHAnsi"/>
-          <w:color w:val="000000" w:themeColor="text1"/>
-        </w:rPr>
-        <w:t>Graph-based modelling will be evaluated for dependency analysis but is not mandatory for initial release.</w:t>
-      </w:r>
-    </w:p>
-    <w:p>
-      <w:pPr>
-        <w:pStyle w:val="ListBullet"/>
-        <w:numPr>
-          <w:ilvl w:val="0"/>
-          <w:numId w:val="0"/>
-        </w:numPr>
-        <w:ind w:left="360"/>
-      </w:pPr>
-    </w:p>
-    <w:p>
-      <w:pPr>
-        <w:pStyle w:val="Heading2"/>
-      </w:pPr>
-      <w:r>
-        <w:lastRenderedPageBreak/>
-        <w:t>7. Data Platform Rationalization</w:t>
-      </w:r>
-    </w:p>
-    <w:p>
-      <w:pPr>
-        <w:pStyle w:val="ListBullet"/>
-      </w:pPr>
-      <w:r>
-        <w:t>Multiple specialized data stores increase long‑term integration and maintenance burden.</w:t>
-      </w:r>
-    </w:p>
-    <w:p>
-      <w:pPr>
-        <w:pStyle w:val="ListBullet"/>
-      </w:pPr>
-      <w:r>
-        <w:t>Rapid evolution of AI tooling amplifies operational complexity.</w:t>
-      </w:r>
-    </w:p>
-    <w:p>
-      <w:pPr>
-        <w:pStyle w:val="ListBullet"/>
-      </w:pPr>
-      <w:r>
-        <w:t>Evaluate consolidated data platforms that support document, vector, and AI workloads together.</w:t>
-      </w:r>
-    </w:p>
-    <w:p>
-      <w:pPr>
-        <w:pStyle w:val="p1"/>
-        <w:rPr>
-          <w:rFonts w:asciiTheme="minorHAnsi" w:hAnsiTheme="minorHAnsi"/>
-        </w:rPr>
-      </w:pPr>
-      <w:r>
-        <w:rPr>
-          <w:rFonts w:asciiTheme="minorHAnsi" w:hAnsiTheme="minorHAnsi"/>
-          <w:b/>
-          <w:bCs/>
-        </w:rPr>
-        <w:t>IBM</w:t>
-      </w:r>
-      <w:r>
-        <w:rPr>
-          <w:rFonts w:asciiTheme="minorHAnsi" w:hAnsiTheme="minorHAnsi"/>
-        </w:rPr>
-        <w:t xml:space="preserve"> - </w:t>
-      </w:r>
-      <w:r>
-        <w:rPr>
-          <w:rFonts w:asciiTheme="minorHAnsi" w:hAnsiTheme="minorHAnsi"/>
-        </w:rPr>
-        <w:t>The architecture uses multiple data stores and access patterns only where required by the EPM</w:t>
-      </w:r>
-      <w:r>
-        <w:rPr>
-          <w:rFonts w:asciiTheme="minorHAnsi" w:hAnsiTheme="minorHAnsi"/>
-        </w:rPr>
-        <w:t>P</w:t>
-      </w:r>
-      <w:r>
-        <w:rPr>
-          <w:rFonts w:asciiTheme="minorHAnsi" w:hAnsiTheme="minorHAnsi"/>
-        </w:rPr>
-        <w:t xml:space="preserve"> non-functional requirements and workload characteristics.</w:t>
-      </w:r>
-    </w:p>
-    <w:p>
-      <w:pPr>
-        <w:pStyle w:val="p1"/>
-        <w:rPr>
-          <w:rFonts w:asciiTheme="minorHAnsi" w:hAnsiTheme="minorHAnsi"/>
-        </w:rPr>
-      </w:pPr>
-      <w:r>
-        <w:rPr>
-          <w:rFonts w:asciiTheme="minorHAnsi" w:hAnsiTheme="minorHAnsi"/>
-        </w:rPr>
-        <w:t>This includes:</w:t>
-      </w:r>
-    </w:p>
-    <w:p>
-      <w:pPr>
-        <w:pStyle w:val="p1"/>
-        <w:numPr>
-          <w:ilvl w:val="0"/>
-          <w:numId w:val="19"/>
-        </w:numPr>
-        <w:rPr>
-          <w:rFonts w:asciiTheme="minorHAnsi" w:hAnsiTheme="minorHAnsi"/>
-        </w:rPr>
-      </w:pPr>
-      <w:r>
-        <w:rPr>
-          <w:rStyle w:val="s1"/>
-          <w:rFonts w:asciiTheme="minorHAnsi" w:hAnsiTheme="minorHAnsi"/>
-        </w:rPr>
-        <w:t>PostgreSQL primary database</w:t>
-      </w:r>
-      <w:r>
-        <w:rPr>
-          <w:rFonts w:asciiTheme="minorHAnsi" w:hAnsiTheme="minorHAnsi"/>
-        </w:rPr>
-        <w:t xml:space="preserve"> for authoritative transactional integrity and system-of-record updates</w:t>
-      </w:r>
-    </w:p>
-    <w:p>
-      <w:pPr>
-        <w:pStyle w:val="p1"/>
-        <w:numPr>
-          <w:ilvl w:val="0"/>
-          <w:numId w:val="19"/>
-        </w:numPr>
-        <w:rPr>
-          <w:rFonts w:asciiTheme="minorHAnsi" w:hAnsiTheme="minorHAnsi"/>
-        </w:rPr>
-      </w:pPr>
-      <w:r>
-        <w:rPr>
-          <w:rStyle w:val="s1"/>
-          <w:rFonts w:asciiTheme="minorHAnsi" w:hAnsiTheme="minorHAnsi"/>
-        </w:rPr>
-        <w:t>CQRS-based read/write separation</w:t>
-      </w:r>
-      <w:r>
-        <w:rPr>
-          <w:rFonts w:asciiTheme="minorHAnsi" w:hAnsiTheme="minorHAnsi"/>
-        </w:rPr>
-        <w:t xml:space="preserve"> where operationally justified, so write workloads remain isolated from high-volume read and reporting workloads</w:t>
-      </w:r>
-    </w:p>
-    <w:p>
-      <w:pPr>
-        <w:pStyle w:val="p1"/>
-        <w:numPr>
-          <w:ilvl w:val="0"/>
-          <w:numId w:val="19"/>
-        </w:numPr>
-        <w:rPr>
-          <w:rFonts w:asciiTheme="minorHAnsi" w:hAnsiTheme="minorHAnsi"/>
-        </w:rPr>
-      </w:pPr>
-      <w:r>
-        <w:rPr>
-          <w:rStyle w:val="s1"/>
-          <w:rFonts w:asciiTheme="minorHAnsi" w:hAnsiTheme="minorHAnsi"/>
-        </w:rPr>
-        <w:t>Read replicas</w:t>
-      </w:r>
-      <w:r>
-        <w:rPr>
-          <w:rFonts w:asciiTheme="minorHAnsi" w:hAnsiTheme="minorHAnsi"/>
-        </w:rPr>
-        <w:t xml:space="preserve"> to offload query-heavy use cases such as dashboards, reporting, portfolio views, and search-oriented read patterns, helping meet response targets such as:</w:t>
-      </w:r>
-    </w:p>
-    <w:p>
-      <w:pPr>
-        <w:pStyle w:val="p1"/>
-        <w:numPr>
-          <w:ilvl w:val="1"/>
-          <w:numId w:val="19"/>
-        </w:numPr>
-        <w:rPr>
-          <w:rFonts w:asciiTheme="minorHAnsi" w:hAnsiTheme="minorHAnsi"/>
-        </w:rPr>
-      </w:pPr>
-      <w:r>
-        <w:rPr>
-          <w:rFonts w:asciiTheme="minorHAnsi" w:hAnsiTheme="minorHAnsi"/>
-        </w:rPr>
-        <w:t xml:space="preserve">landing and normal pages &lt;500 </w:t>
-      </w:r>
-      <w:proofErr w:type="spellStart"/>
-      <w:r>
-        <w:rPr>
-          <w:rFonts w:asciiTheme="minorHAnsi" w:hAnsiTheme="minorHAnsi"/>
-        </w:rPr>
-        <w:t>ms</w:t>
-      </w:r>
-      <w:proofErr w:type="spellEnd"/>
-    </w:p>
-    <w:p>
-      <w:pPr>
-        <w:pStyle w:val="p1"/>
-        <w:numPr>
-          <w:ilvl w:val="1"/>
-          <w:numId w:val="19"/>
-        </w:numPr>
-        <w:rPr>
-          <w:rFonts w:asciiTheme="minorHAnsi" w:hAnsiTheme="minorHAnsi"/>
-        </w:rPr>
-      </w:pPr>
-      <w:r>
-        <w:rPr>
-          <w:rFonts w:asciiTheme="minorHAnsi" w:hAnsiTheme="minorHAnsi"/>
-        </w:rPr>
-        <w:t>dashboard/reporting pages around 1 sec</w:t>
-      </w:r>
-    </w:p>
-    <w:p>
-      <w:pPr>
-        <w:pStyle w:val="p1"/>
-        <w:numPr>
-          <w:ilvl w:val="1"/>
-          <w:numId w:val="19"/>
-        </w:numPr>
-        <w:rPr>
-          <w:rFonts w:asciiTheme="minorHAnsi" w:hAnsiTheme="minorHAnsi"/>
-        </w:rPr>
-      </w:pPr>
-      <w:r>
-        <w:rPr>
-          <w:rFonts w:asciiTheme="minorHAnsi" w:hAnsiTheme="minorHAnsi"/>
-        </w:rPr>
-        <w:t>95th percentile &lt;=1 sec</w:t>
-      </w:r>
-    </w:p>
-    <w:p>
-      <w:pPr>
-        <w:pStyle w:val="p1"/>
-        <w:numPr>
-          <w:ilvl w:val="0"/>
-          <w:numId w:val="19"/>
-        </w:numPr>
-        <w:rPr>
-          <w:rFonts w:asciiTheme="minorHAnsi" w:hAnsiTheme="minorHAnsi"/>
-        </w:rPr>
-      </w:pPr>
-      <w:r>
-        <w:rPr>
-          <w:rStyle w:val="s1"/>
-          <w:rFonts w:asciiTheme="minorHAnsi" w:hAnsiTheme="minorHAnsi"/>
-        </w:rPr>
-        <w:t>Redis cache</w:t>
-      </w:r>
-      <w:r>
-        <w:rPr>
-          <w:rFonts w:asciiTheme="minorHAnsi" w:hAnsiTheme="minorHAnsi"/>
-        </w:rPr>
-        <w:t xml:space="preserve"> for frequently accessed and short-lived read optimization</w:t>
-      </w:r>
-    </w:p>
-    <w:p>
-      <w:pPr>
-        <w:pStyle w:val="p1"/>
-        <w:numPr>
-          <w:ilvl w:val="0"/>
-          <w:numId w:val="19"/>
-        </w:numPr>
-        <w:rPr>
-          <w:rFonts w:asciiTheme="minorHAnsi" w:hAnsiTheme="minorHAnsi"/>
-        </w:rPr>
-      </w:pPr>
-      <w:r>
-        <w:rPr>
-          <w:rStyle w:val="s1"/>
-          <w:rFonts w:asciiTheme="minorHAnsi" w:hAnsiTheme="minorHAnsi"/>
-        </w:rPr>
-        <w:t>Object/document storage</w:t>
-      </w:r>
-      <w:r>
-        <w:rPr>
-          <w:rFonts w:asciiTheme="minorHAnsi" w:hAnsiTheme="minorHAnsi"/>
-        </w:rPr>
-        <w:t xml:space="preserve"> for file handling and document management workloads</w:t>
-      </w:r>
-    </w:p>
-    <w:p>
-      <w:pPr>
-        <w:pStyle w:val="p1"/>
-        <w:numPr>
-          <w:ilvl w:val="0"/>
-          <w:numId w:val="19"/>
-        </w:numPr>
-        <w:rPr>
-          <w:rFonts w:asciiTheme="minorHAnsi" w:hAnsiTheme="minorHAnsi"/>
-        </w:rPr>
-      </w:pPr>
-      <w:r>
-        <w:rPr>
-          <w:rStyle w:val="s1"/>
-          <w:rFonts w:asciiTheme="minorHAnsi" w:hAnsiTheme="minorHAnsi"/>
-        </w:rPr>
-        <w:t>Queue/broker-based asynchronous processing</w:t>
-      </w:r>
-      <w:r>
-        <w:rPr>
-          <w:rFonts w:asciiTheme="minorHAnsi" w:hAnsiTheme="minorHAnsi"/>
-        </w:rPr>
-        <w:t xml:space="preserve"> for notifications, integrations, and background jobs</w:t>
-      </w:r>
-    </w:p>
-    <w:p>
-      <w:pPr>
-        <w:pStyle w:val="ListBullet"/>
-        <w:numPr>
-          <w:ilvl w:val="0"/>
-          <w:numId w:val="0"/>
-        </w:numPr>
-        <w:ind w:left="360"/>
-      </w:pPr>
-    </w:p>
-    <w:p>
-      <w:pPr>
-        <w:pStyle w:val="Heading2"/>
-      </w:pPr>
-      <w:r>
-        <w:t>8. GenAI &amp; Agentic Architecture</w:t>
-      </w:r>
-    </w:p>
-    <w:p>
-      <w:pPr>
-        <w:pStyle w:val="ListBullet"/>
-      </w:pPr>
-      <w:r>
-        <w:t>Persona‑based AI agents are viable but still emerging.</w:t>
-      </w:r>
-    </w:p>
-    <w:p>
-      <w:pPr>
-        <w:pStyle w:val="ListBullet"/>
-      </w:pPr>
-      <w:r>
-        <w:t>AI adoption should be phased rather than foundational from Day 1.</w:t>
-      </w:r>
-    </w:p>
-    <w:p>
-      <w:pPr>
-        <w:pStyle w:val="ListBullet"/>
-      </w:pPr>
-      <w:r>
-        <w:t>Maintain a single authoritative orchestration spine.</w:t>
-      </w:r>
-    </w:p>
-    <w:p>
-      <w:pPr>
-        <w:pStyle w:val="ListBullet"/>
-      </w:pPr>
-      <w:r>
-        <w:t>Introduce an explicit AI evaluation layer for quality, governance, and cost control.</w:t>
-      </w:r>
-    </w:p>
-    <w:p>
-      <w:pPr>
-        <w:pStyle w:val="ListBullet"/>
-        <w:numPr>
-          <w:ilvl w:val="0"/>
-          <w:numId w:val="0"/>
-        </w:numPr>
-        <w:ind w:left="360" w:hanging="360"/>
-      </w:pPr>
-    </w:p>
-    <w:p>
-      <w:pPr>
-        <w:pStyle w:val="Heading3"/>
-        <w:rPr>
-          <w:rFonts w:asciiTheme="minorHAnsi" w:hAnsiTheme="minorHAnsi"/>
-          <w:color w:val="000000" w:themeColor="text1"/>
-        </w:rPr>
-      </w:pPr>
-      <w:r>
-        <w:rPr>
-          <w:rFonts w:asciiTheme="minorHAnsi" w:hAnsiTheme="minorHAnsi"/>
-          <w:color w:val="000000" w:themeColor="text1"/>
-        </w:rPr>
-        <w:t>IBM</w:t>
-      </w:r>
-      <w:r>
-        <w:rPr>
-          <w:rFonts w:asciiTheme="minorHAnsi" w:hAnsiTheme="minorHAnsi"/>
-          <w:b w:val="0"/>
-          <w:bCs w:val="0"/>
-          <w:color w:val="000000" w:themeColor="text1"/>
-        </w:rPr>
-        <w:t xml:space="preserve"> - </w:t>
-      </w:r>
-      <w:r>
-        <w:rPr>
-          <w:rFonts w:asciiTheme="minorHAnsi" w:hAnsiTheme="minorHAnsi"/>
-          <w:b w:val="0"/>
-          <w:bCs w:val="0"/>
-          <w:color w:val="000000" w:themeColor="text1"/>
-        </w:rPr>
-        <w:t xml:space="preserve">Accepted and aligned with governance </w:t>
-      </w:r>
-      <w:proofErr w:type="gramStart"/>
-      <w:r>
-        <w:rPr>
-          <w:rFonts w:asciiTheme="minorHAnsi" w:hAnsiTheme="minorHAnsi"/>
-          <w:b w:val="0"/>
-          <w:bCs w:val="0"/>
-          <w:color w:val="000000" w:themeColor="text1"/>
-        </w:rPr>
-        <w:t>NFRs</w:t>
-      </w:r>
-      <w:r>
-        <w:rPr>
-          <w:rFonts w:asciiTheme="minorHAnsi" w:hAnsiTheme="minorHAnsi"/>
-          <w:b w:val="0"/>
-          <w:bCs w:val="0"/>
-          <w:color w:val="000000" w:themeColor="text1"/>
-        </w:rPr>
-        <w:t xml:space="preserve"> .</w:t>
-      </w:r>
-      <w:proofErr w:type="gramEnd"/>
-      <w:r>
-        <w:rPr>
-          <w:rFonts w:asciiTheme="minorHAnsi" w:hAnsiTheme="minorHAnsi"/>
-          <w:b w:val="0"/>
-          <w:bCs w:val="0"/>
-          <w:color w:val="000000" w:themeColor="text1"/>
-        </w:rPr>
-        <w:t xml:space="preserve"> </w:t>
-      </w:r>
       <w:r>
         <w:rPr>
           <w:rFonts w:asciiTheme="minorHAnsi" w:hAnsiTheme="minorHAnsi"/>
@@ -1813,12 +1920,16 @@
         <w:rPr>
           <w:rFonts w:asciiTheme="minorHAnsi" w:hAnsiTheme="minorHAnsi"/>
           <w:color w:val="000000" w:themeColor="text1"/>
+          <w:sz w:val="22"/>
+          <w:szCs w:val="22"/>
         </w:rPr>
       </w:pPr>
       <w:r>
         <w:rPr>
           <w:rFonts w:asciiTheme="minorHAnsi" w:hAnsiTheme="minorHAnsi"/>
           <w:color w:val="000000" w:themeColor="text1"/>
+          <w:sz w:val="22"/>
+          <w:szCs w:val="22"/>
         </w:rPr>
         <w:t xml:space="preserve">Gen </w:t>
       </w:r>
@@ -1826,6 +1937,8 @@
         <w:rPr>
           <w:rFonts w:asciiTheme="minorHAnsi" w:hAnsiTheme="minorHAnsi"/>
           <w:color w:val="000000" w:themeColor="text1"/>
+          <w:sz w:val="22"/>
+          <w:szCs w:val="22"/>
         </w:rPr>
         <w:t>AI is introduced as:</w:t>
       </w:r>
@@ -1840,12 +1953,16 @@
         <w:rPr>
           <w:rFonts w:asciiTheme="minorHAnsi" w:hAnsiTheme="minorHAnsi"/>
           <w:color w:val="000000" w:themeColor="text1"/>
+          <w:sz w:val="22"/>
+          <w:szCs w:val="22"/>
         </w:rPr>
       </w:pPr>
       <w:r>
         <w:rPr>
           <w:rFonts w:asciiTheme="minorHAnsi" w:hAnsiTheme="minorHAnsi"/>
           <w:color w:val="000000" w:themeColor="text1"/>
+          <w:sz w:val="22"/>
+          <w:szCs w:val="22"/>
         </w:rPr>
         <w:t>assistive layer</w:t>
       </w:r>
@@ -1860,12 +1977,16 @@
         <w:rPr>
           <w:rFonts w:asciiTheme="minorHAnsi" w:hAnsiTheme="minorHAnsi"/>
           <w:color w:val="000000" w:themeColor="text1"/>
+          <w:sz w:val="22"/>
+          <w:szCs w:val="22"/>
         </w:rPr>
       </w:pPr>
       <w:r>
         <w:rPr>
           <w:rFonts w:asciiTheme="minorHAnsi" w:hAnsiTheme="minorHAnsi"/>
           <w:color w:val="000000" w:themeColor="text1"/>
+          <w:sz w:val="22"/>
+          <w:szCs w:val="22"/>
         </w:rPr>
         <w:t>non-authoritative decision support</w:t>
       </w:r>
@@ -1880,12 +2001,16 @@
         <w:rPr>
           <w:rFonts w:asciiTheme="minorHAnsi" w:hAnsiTheme="minorHAnsi"/>
           <w:color w:val="000000" w:themeColor="text1"/>
+          <w:sz w:val="22"/>
+          <w:szCs w:val="22"/>
         </w:rPr>
       </w:pPr>
       <w:r>
         <w:rPr>
           <w:rFonts w:asciiTheme="minorHAnsi" w:hAnsiTheme="minorHAnsi"/>
           <w:color w:val="000000" w:themeColor="text1"/>
+          <w:sz w:val="22"/>
+          <w:szCs w:val="22"/>
         </w:rPr>
         <w:t>governed through evaluation, guardrails, and human approval</w:t>
       </w:r>
@@ -1947,6 +2072,26 @@
       <w:r>
         <w:t>Strengthen semantic and dependency modeling using graph‑based approaches.</w:t>
       </w:r>
+    </w:p>
+    <w:p>
+      <w:pPr>
+        <w:pStyle w:val="ListBullet"/>
+        <w:numPr>
+          <w:ilvl w:val="0"/>
+          <w:numId w:val="0"/>
+        </w:numPr>
+        <w:ind w:left="360" w:hanging="360"/>
+      </w:pPr>
+    </w:p>
+    <w:p>
+      <w:pPr>
+        <w:pStyle w:val="ListBullet"/>
+        <w:numPr>
+          <w:ilvl w:val="0"/>
+          <w:numId w:val="0"/>
+        </w:numPr>
+        <w:ind w:left="360" w:hanging="360"/>
+      </w:pPr>
     </w:p>
     <w:sectPr>
       <w:pgSz w:w="12240" w:h="15840"/>
